--- a/pages/templates/monevjauh.docx
+++ b/pages/templates/monevjauh.docx
@@ -1,6 +1,6 @@
 
 <file path=word/document.xml><?xml version="1.0" encoding="utf-8"?>
-<w:document xmlns:wpc="http://schemas.microsoft.com/office/word/2010/wordprocessingCanvas" xmlns:cx="http://schemas.microsoft.com/office/drawing/2014/chartex" xmlns:cx1="http://schemas.microsoft.com/office/drawing/2015/9/8/chartex" xmlns:cx2="http://schemas.microsoft.com/office/drawing/2015/10/21/chartex" xmlns:cx3="http://schemas.microsoft.com/office/drawing/2016/5/9/chartex" xmlns:cx4="http://schemas.microsoft.com/office/drawing/2016/5/10/chartex" xmlns:cx5="http://schemas.microsoft.com/office/drawing/2016/5/11/chartex" xmlns:cx6="http://schemas.microsoft.com/office/drawing/2016/5/12/chartex" xmlns:cx7="http://schemas.microsoft.com/office/drawing/2016/5/13/chartex" xmlns:cx8="http://schemas.microsoft.com/office/drawing/2016/5/14/chartex" xmlns:mc="http://schemas.openxmlformats.org/markup-compatibility/2006" xmlns:aink="http://schemas.microsoft.com/office/drawing/2016/ink" xmlns:am3d="http://schemas.microsoft.com/office/drawing/2017/model3d" xmlns:o="urn:schemas-microsoft-com:office:office" xmlns:r="http://schemas.openxmlformats.org/officeDocument/2006/relationships" xmlns:m="http://schemas.openxmlformats.org/officeDocument/2006/math" xmlns:v="urn:schemas-microsoft-com:vml" xmlns:wp14="http://schemas.microsoft.com/office/word/2010/wordprocessingDrawing" xmlns:wp="http://schemas.openxmlformats.org/drawingml/2006/wordprocessingDrawing" xmlns:w10="urn:schemas-microsoft-com:office:word" xmlns:w="http://schemas.openxmlformats.org/wordprocessingml/2006/main" xmlns:w14="http://schemas.microsoft.com/office/word/2010/wordml" xmlns:w15="http://schemas.microsoft.com/office/word/2012/wordml" xmlns:w16cex="http://schemas.microsoft.com/office/word/2018/wordml/cex" xmlns:w16cid="http://schemas.microsoft.com/office/word/2016/wordml/cid" xmlns:w16="http://schemas.microsoft.com/office/word/2018/wordml" xmlns:w16sdtdh="http://schemas.microsoft.com/office/word/2020/wordml/sdtdatahash" xmlns:w16se="http://schemas.microsoft.com/office/word/2015/wordml/symex" xmlns:wpg="http://schemas.microsoft.com/office/word/2010/wordprocessingGroup" xmlns:wpi="http://schemas.microsoft.com/office/word/2010/wordprocessingInk" xmlns:wne="http://schemas.microsoft.com/office/word/2006/wordml" xmlns:wps="http://schemas.microsoft.com/office/word/2010/wordprocessingShape" mc:Ignorable="w14 w15 w16se w16cid w16 w16cex w16sdtdh wp14">
+<w:document xmlns:wpc="http://schemas.microsoft.com/office/word/2010/wordprocessingCanvas" xmlns:cx="http://schemas.microsoft.com/office/drawing/2014/chartex" xmlns:cx1="http://schemas.microsoft.com/office/drawing/2015/9/8/chartex" xmlns:cx2="http://schemas.microsoft.com/office/drawing/2015/10/21/chartex" xmlns:cx3="http://schemas.microsoft.com/office/drawing/2016/5/9/chartex" xmlns:cx4="http://schemas.microsoft.com/office/drawing/2016/5/10/chartex" xmlns:cx5="http://schemas.microsoft.com/office/drawing/2016/5/11/chartex" xmlns:cx6="http://schemas.microsoft.com/office/drawing/2016/5/12/chartex" xmlns:cx7="http://schemas.microsoft.com/office/drawing/2016/5/13/chartex" xmlns:cx8="http://schemas.microsoft.com/office/drawing/2016/5/14/chartex" xmlns:mc="http://schemas.openxmlformats.org/markup-compatibility/2006" xmlns:aink="http://schemas.microsoft.com/office/drawing/2016/ink" xmlns:am3d="http://schemas.microsoft.com/office/drawing/2017/model3d" xmlns:o="urn:schemas-microsoft-com:office:office" xmlns:oel="http://schemas.microsoft.com/office/2019/extlst" xmlns:r="http://schemas.openxmlformats.org/officeDocument/2006/relationships" xmlns:m="http://schemas.openxmlformats.org/officeDocument/2006/math" xmlns:v="urn:schemas-microsoft-com:vml" xmlns:wp14="http://schemas.microsoft.com/office/word/2010/wordprocessingDrawing" xmlns:wp="http://schemas.openxmlformats.org/drawingml/2006/wordprocessingDrawing" xmlns:w10="urn:schemas-microsoft-com:office:word" xmlns:w="http://schemas.openxmlformats.org/wordprocessingml/2006/main" xmlns:w14="http://schemas.microsoft.com/office/word/2010/wordml" xmlns:w15="http://schemas.microsoft.com/office/word/2012/wordml" xmlns:w16cex="http://schemas.microsoft.com/office/word/2018/wordml/cex" xmlns:w16cid="http://schemas.microsoft.com/office/word/2016/wordml/cid" xmlns:w16="http://schemas.microsoft.com/office/word/2018/wordml" xmlns:w16sdtdh="http://schemas.microsoft.com/office/word/2020/wordml/sdtdatahash" xmlns:w16se="http://schemas.microsoft.com/office/word/2015/wordml/symex" xmlns:wpg="http://schemas.microsoft.com/office/word/2010/wordprocessingGroup" xmlns:wpi="http://schemas.microsoft.com/office/word/2010/wordprocessingInk" xmlns:wne="http://schemas.microsoft.com/office/word/2006/wordml" xmlns:wps="http://schemas.microsoft.com/office/word/2010/wordprocessingShape" mc:Ignorable="w14 w15 w16se w16cid w16 w16cex w16sdtdh wp14">
   <w:body>
     <w:p>
       <w:pPr>
@@ -350,11 +350,11 @@
           </mc:Choice>
           <mc:Fallback>
             <w:pict>
-              <v:group w14:anchorId="540CC64A" id="Group 5" o:spid="_x0000_s1026" style="position:absolute;margin-left:0;margin-top:1.25pt;width:477.75pt;height:2.25pt;z-index:251660288" coordsize="60674,285" o:gfxdata="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">
-                <v:line id="Straight Connector 1" o:spid="_x0000_s1027" style="position:absolute;visibility:visible;mso-wrap-style:square" from="0,0" to="60674,0" o:connectortype="straight" o:gfxdata="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" strokecolor="black [3213]">
+              <v:group w14:anchorId="540CC64A" id="Group 5" o:spid="_x0000_s1026" style="position:absolute;margin-left:0;margin-top:1.25pt;width:477.75pt;height:2.25pt;z-index:251660288" coordsize="60674,285" o:gfxdata="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">
+                <v:line id="Straight Connector 1" o:spid="_x0000_s1027" style="position:absolute;visibility:visible;mso-wrap-style:square" from="0,0" to="60674,0" o:connectortype="straight" o:gfxdata="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" strokecolor="black [3213]">
                   <v:stroke joinstyle="miter"/>
                 </v:line>
-                <v:line id="Straight Connector 3" o:spid="_x0000_s1028" style="position:absolute;visibility:visible;mso-wrap-style:square" from="0,285" to="60674,285" o:connectortype="straight" o:gfxdata="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" strokecolor="black [3213]">
+                <v:line id="Straight Connector 3" o:spid="_x0000_s1028" style="position:absolute;visibility:visible;mso-wrap-style:square" from="0,285" to="60674,285" o:connectortype="straight" o:gfxdata="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" strokecolor="black [3213]">
                   <v:stroke joinstyle="miter"/>
                 </v:line>
               </v:group>
@@ -1129,7 +1129,7 @@
           </mc:Choice>
           <mc:Fallback>
             <w:pict>
-              <v:line w14:anchorId="2444E280" id="Straight Connector 2" o:spid="_x0000_s1026" style="position:absolute;z-index:251659264;visibility:visible;mso-wrap-style:square;mso-height-percent:0;mso-wrap-distance-left:9pt;mso-wrap-distance-top:0;mso-wrap-distance-right:9pt;mso-wrap-distance-bottom:0;mso-position-horizontal:absolute;mso-position-horizontal-relative:text;mso-position-vertical:absolute;mso-position-vertical-relative:text;mso-height-percent:0;mso-height-relative:margin" from="0,5.05pt" to="477.75pt,5.05pt" o:gfxdata="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" strokecolor="black [3213]" strokeweight="2.25pt">
+              <v:line w14:anchorId="2444E280" id="Straight Connector 2" o:spid="_x0000_s1026" style="position:absolute;z-index:251659264;visibility:visible;mso-wrap-style:square;mso-height-percent:0;mso-wrap-distance-left:9pt;mso-wrap-distance-top:0;mso-wrap-distance-right:9pt;mso-wrap-distance-bottom:0;mso-position-horizontal:absolute;mso-position-horizontal-relative:text;mso-position-vertical:absolute;mso-position-vertical-relative:text;mso-height-percent:0;mso-height-relative:margin" from="0,5.05pt" to="477.75pt,5.05pt" o:gfxdata="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" strokecolor="black [3213]" strokeweight="2.25pt">
                 <v:stroke joinstyle="miter"/>
               </v:line>
             </w:pict>
@@ -1797,7 +1797,14 @@
                 <w:sz w:val="18"/>
                 <w:szCs w:val="18"/>
               </w:rPr>
-              <w:tab/>
+              <w:t xml:space="preserve"> </w:t>
+            </w:r>
+            <w:r>
+              <w:rPr>
+                <w:rFonts w:ascii="Times New Roman" w:hAnsi="Times New Roman" w:cs="Times New Roman"/>
+                <w:sz w:val="18"/>
+                <w:szCs w:val="18"/>
+              </w:rPr>
               <w:t>x</w:t>
             </w:r>
             <w:r>
@@ -1806,7 +1813,14 @@
                 <w:sz w:val="18"/>
                 <w:szCs w:val="18"/>
               </w:rPr>
-              <w:tab/>
+              <w:t xml:space="preserve"> </w:t>
+            </w:r>
+            <w:r>
+              <w:rPr>
+                <w:rFonts w:ascii="Times New Roman" w:hAnsi="Times New Roman" w:cs="Times New Roman"/>
+                <w:sz w:val="18"/>
+                <w:szCs w:val="18"/>
+              </w:rPr>
               <w:t>{{ hari_rp }}</w:t>
             </w:r>
           </w:p>
@@ -1893,7 +1907,14 @@
                 <w:sz w:val="18"/>
                 <w:szCs w:val="18"/>
               </w:rPr>
-              <w:tab/>
+              <w:t xml:space="preserve"> </w:t>
+            </w:r>
+            <w:r>
+              <w:rPr>
+                <w:rFonts w:ascii="Times New Roman" w:hAnsi="Times New Roman" w:cs="Times New Roman"/>
+                <w:sz w:val="18"/>
+                <w:szCs w:val="18"/>
+              </w:rPr>
               <w:t>x {{ malam_rp }}</w:t>
             </w:r>
           </w:p>
@@ -2759,7 +2780,7 @@
           </mc:Choice>
           <mc:Fallback>
             <w:pict>
-              <v:line w14:anchorId="7F9D5F54" id="Straight Connector 6" o:spid="_x0000_s1026" style="position:absolute;z-index:251661312;visibility:visible;mso-wrap-style:square;mso-width-percent:0;mso-height-percent:0;mso-wrap-distance-left:9pt;mso-wrap-distance-top:0;mso-wrap-distance-right:9pt;mso-wrap-distance-bottom:0;mso-position-horizontal:absolute;mso-position-horizontal-relative:margin;mso-position-vertical:absolute;mso-position-vertical-relative:text;mso-width-percent:0;mso-height-percent:0;mso-width-relative:margin;mso-height-relative:margin" from="-1.5pt,9.4pt" to="476.1pt,9.4pt" o:gfxdata="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" strokecolor="black [3213]" strokeweight=".5pt">
+              <v:line w14:anchorId="7F9D5F54" id="Straight Connector 6" o:spid="_x0000_s1026" style="position:absolute;z-index:251661312;visibility:visible;mso-wrap-style:square;mso-width-percent:0;mso-height-percent:0;mso-wrap-distance-left:9pt;mso-wrap-distance-top:0;mso-wrap-distance-right:9pt;mso-wrap-distance-bottom:0;mso-position-horizontal:absolute;mso-position-horizontal-relative:margin;mso-position-vertical:absolute;mso-position-vertical-relative:text;mso-width-percent:0;mso-height-percent:0;mso-width-relative:margin;mso-height-relative:margin" from="-1.5pt,9.4pt" to="476.1pt,9.4pt" o:gfxdata="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" strokecolor="black [3213]" strokeweight=".5pt">
                 <v:stroke joinstyle="miter"/>
                 <w10:wrap anchorx="margin"/>
               </v:line>
@@ -2998,7 +3019,7 @@
           </mc:Choice>
           <mc:Fallback>
             <w:pict>
-              <v:line w14:anchorId="1E475ADC" id="Straight Connector 10" o:spid="_x0000_s1026" style="position:absolute;z-index:251664384;visibility:visible;mso-wrap-style:square;mso-wrap-distance-left:9pt;mso-wrap-distance-top:0;mso-wrap-distance-right:9pt;mso-wrap-distance-bottom:0;mso-position-horizontal:absolute;mso-position-horizontal-relative:margin;mso-position-vertical:absolute;mso-position-vertical-relative:text" from="200.1pt,.75pt" to="261.6pt,.75pt" o:gfxdata="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" strokecolor="black [3213]" strokeweight=".5pt">
+              <v:line w14:anchorId="1E475ADC" id="Straight Connector 10" o:spid="_x0000_s1026" style="position:absolute;z-index:251664384;visibility:visible;mso-wrap-style:square;mso-wrap-distance-left:9pt;mso-wrap-distance-top:0;mso-wrap-distance-right:9pt;mso-wrap-distance-bottom:0;mso-position-horizontal:absolute;mso-position-horizontal-relative:margin;mso-position-vertical:absolute;mso-position-vertical-relative:text" from="200.1pt,.75pt" to="261.6pt,.75pt" o:gfxdata="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" strokecolor="black [3213]" strokeweight=".5pt">
                 <v:stroke joinstyle="miter"/>
                 <w10:wrap anchorx="margin"/>
               </v:line>
@@ -3070,7 +3091,7 @@
           </mc:Choice>
           <mc:Fallback>
             <w:pict>
-              <v:line w14:anchorId="6A9F507A" id="Straight Connector 7" o:spid="_x0000_s1026" style="position:absolute;z-index:251662336;visibility:visible;mso-wrap-style:square;mso-wrap-distance-left:9pt;mso-wrap-distance-top:0;mso-wrap-distance-right:9pt;mso-wrap-distance-bottom:0;mso-position-horizontal:absolute;mso-position-horizontal-relative:margin;mso-position-vertical:absolute;mso-position-vertical-relative:text" from="200.3pt,8.25pt" to="261.8pt,8.25pt" o:gfxdata="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" strokecolor="black [3213]" strokeweight=".5pt">
+              <v:line w14:anchorId="6A9F507A" id="Straight Connector 7" o:spid="_x0000_s1026" style="position:absolute;z-index:251662336;visibility:visible;mso-wrap-style:square;mso-wrap-distance-left:9pt;mso-wrap-distance-top:0;mso-wrap-distance-right:9pt;mso-wrap-distance-bottom:0;mso-position-horizontal:absolute;mso-position-horizontal-relative:margin;mso-position-vertical:absolute;mso-position-vertical-relative:text" from="200.3pt,8.25pt" to="261.8pt,8.25pt" o:gfxdata="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" strokecolor="black [3213]" strokeweight=".5pt">
                 <v:stroke joinstyle="miter"/>
                 <w10:wrap anchorx="margin"/>
               </v:line>
@@ -3142,7 +3163,7 @@
           </mc:Choice>
           <mc:Fallback>
             <w:pict>
-              <v:line w14:anchorId="6FCDAB02" id="Straight Connector 9" o:spid="_x0000_s1026" style="position:absolute;z-index:251663360;visibility:visible;mso-wrap-style:square;mso-wrap-distance-left:9pt;mso-wrap-distance-top:0;mso-wrap-distance-right:9pt;mso-wrap-distance-bottom:0;mso-position-horizontal:absolute;mso-position-horizontal-relative:margin;mso-position-vertical:absolute;mso-position-vertical-relative:text" from="200.3pt,9.75pt" to="261.8pt,9.75pt" o:gfxdata="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" strokecolor="black [3213]" strokeweight=".5pt">
+              <v:line w14:anchorId="6FCDAB02" id="Straight Connector 9" o:spid="_x0000_s1026" style="position:absolute;z-index:251663360;visibility:visible;mso-wrap-style:square;mso-wrap-distance-left:9pt;mso-wrap-distance-top:0;mso-wrap-distance-right:9pt;mso-wrap-distance-bottom:0;mso-position-horizontal:absolute;mso-position-horizontal-relative:margin;mso-position-vertical:absolute;mso-position-vertical-relative:text" from="200.3pt,9.75pt" to="261.8pt,9.75pt" o:gfxdata="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" strokecolor="black [3213]" strokeweight=".5pt">
                 <v:stroke joinstyle="miter"/>
                 <w10:wrap anchorx="margin"/>
               </v:line>
@@ -6340,7 +6361,7 @@
 </file>
 
 <file path=word/numbering.xml><?xml version="1.0" encoding="utf-8"?>
-<w:numbering xmlns:wpc="http://schemas.microsoft.com/office/word/2010/wordprocessingCanvas" xmlns:cx="http://schemas.microsoft.com/office/drawing/2014/chartex" xmlns:cx1="http://schemas.microsoft.com/office/drawing/2015/9/8/chartex" xmlns:cx2="http://schemas.microsoft.com/office/drawing/2015/10/21/chartex" xmlns:cx3="http://schemas.microsoft.com/office/drawing/2016/5/9/chartex" xmlns:cx4="http://schemas.microsoft.com/office/drawing/2016/5/10/chartex" xmlns:cx5="http://schemas.microsoft.com/office/drawing/2016/5/11/chartex" xmlns:cx6="http://schemas.microsoft.com/office/drawing/2016/5/12/chartex" xmlns:cx7="http://schemas.microsoft.com/office/drawing/2016/5/13/chartex" xmlns:cx8="http://schemas.microsoft.com/office/drawing/2016/5/14/chartex" xmlns:mc="http://schemas.openxmlformats.org/markup-compatibility/2006" xmlns:aink="http://schemas.microsoft.com/office/drawing/2016/ink" xmlns:am3d="http://schemas.microsoft.com/office/drawing/2017/model3d" xmlns:o="urn:schemas-microsoft-com:office:office" xmlns:r="http://schemas.openxmlformats.org/officeDocument/2006/relationships" xmlns:m="http://schemas.openxmlformats.org/officeDocument/2006/math" xmlns:v="urn:schemas-microsoft-com:vml" xmlns:wp14="http://schemas.microsoft.com/office/word/2010/wordprocessingDrawing" xmlns:wp="http://schemas.openxmlformats.org/drawingml/2006/wordprocessingDrawing" xmlns:w10="urn:schemas-microsoft-com:office:word" xmlns:w="http://schemas.openxmlformats.org/wordprocessingml/2006/main" xmlns:w14="http://schemas.microsoft.com/office/word/2010/wordml" xmlns:w15="http://schemas.microsoft.com/office/word/2012/wordml" xmlns:w16cex="http://schemas.microsoft.com/office/word/2018/wordml/cex" xmlns:w16cid="http://schemas.microsoft.com/office/word/2016/wordml/cid" xmlns:w16="http://schemas.microsoft.com/office/word/2018/wordml" xmlns:w16sdtdh="http://schemas.microsoft.com/office/word/2020/wordml/sdtdatahash" xmlns:w16se="http://schemas.microsoft.com/office/word/2015/wordml/symex" xmlns:wpg="http://schemas.microsoft.com/office/word/2010/wordprocessingGroup" xmlns:wpi="http://schemas.microsoft.com/office/word/2010/wordprocessingInk" xmlns:wne="http://schemas.microsoft.com/office/word/2006/wordml" xmlns:wps="http://schemas.microsoft.com/office/word/2010/wordprocessingShape" mc:Ignorable="w14 w15 w16se w16cid w16 w16cex w16sdtdh wp14">
+<w:numbering xmlns:wpc="http://schemas.microsoft.com/office/word/2010/wordprocessingCanvas" xmlns:cx="http://schemas.microsoft.com/office/drawing/2014/chartex" xmlns:cx1="http://schemas.microsoft.com/office/drawing/2015/9/8/chartex" xmlns:cx2="http://schemas.microsoft.com/office/drawing/2015/10/21/chartex" xmlns:cx3="http://schemas.microsoft.com/office/drawing/2016/5/9/chartex" xmlns:cx4="http://schemas.microsoft.com/office/drawing/2016/5/10/chartex" xmlns:cx5="http://schemas.microsoft.com/office/drawing/2016/5/11/chartex" xmlns:cx6="http://schemas.microsoft.com/office/drawing/2016/5/12/chartex" xmlns:cx7="http://schemas.microsoft.com/office/drawing/2016/5/13/chartex" xmlns:cx8="http://schemas.microsoft.com/office/drawing/2016/5/14/chartex" xmlns:mc="http://schemas.openxmlformats.org/markup-compatibility/2006" xmlns:aink="http://schemas.microsoft.com/office/drawing/2016/ink" xmlns:am3d="http://schemas.microsoft.com/office/drawing/2017/model3d" xmlns:o="urn:schemas-microsoft-com:office:office" xmlns:oel="http://schemas.microsoft.com/office/2019/extlst" xmlns:r="http://schemas.openxmlformats.org/officeDocument/2006/relationships" xmlns:m="http://schemas.openxmlformats.org/officeDocument/2006/math" xmlns:v="urn:schemas-microsoft-com:vml" xmlns:wp14="http://schemas.microsoft.com/office/word/2010/wordprocessingDrawing" xmlns:wp="http://schemas.openxmlformats.org/drawingml/2006/wordprocessingDrawing" xmlns:w10="urn:schemas-microsoft-com:office:word" xmlns:w="http://schemas.openxmlformats.org/wordprocessingml/2006/main" xmlns:w14="http://schemas.microsoft.com/office/word/2010/wordml" xmlns:w15="http://schemas.microsoft.com/office/word/2012/wordml" xmlns:w16cex="http://schemas.microsoft.com/office/word/2018/wordml/cex" xmlns:w16cid="http://schemas.microsoft.com/office/word/2016/wordml/cid" xmlns:w16="http://schemas.microsoft.com/office/word/2018/wordml" xmlns:w16sdtdh="http://schemas.microsoft.com/office/word/2020/wordml/sdtdatahash" xmlns:w16se="http://schemas.microsoft.com/office/word/2015/wordml/symex" xmlns:wpg="http://schemas.microsoft.com/office/word/2010/wordprocessingGroup" xmlns:wpi="http://schemas.microsoft.com/office/word/2010/wordprocessingInk" xmlns:wne="http://schemas.microsoft.com/office/word/2006/wordml" xmlns:wps="http://schemas.microsoft.com/office/word/2010/wordprocessingShape" mc:Ignorable="w14 w15 w16se w16cid w16 w16cex w16sdtdh wp14">
   <w:abstractNum w:abstractNumId="0" w15:restartNumberingAfterBreak="0">
     <w:nsid w:val="35095B36"/>
     <w:multiLevelType w:val="hybridMultilevel"/>
@@ -6519,10 +6540,10 @@
       </w:pPr>
     </w:lvl>
   </w:abstractNum>
-  <w:num w:numId="1">
+  <w:num w:numId="1" w16cid:durableId="803347628">
     <w:abstractNumId w:val="0"/>
   </w:num>
-  <w:num w:numId="2">
+  <w:num w:numId="2" w16cid:durableId="970087436">
     <w:abstractNumId w:val="1"/>
   </w:num>
 </w:numbering>

--- a/pages/templates/monevjauh.docx
+++ b/pages/templates/monevjauh.docx
@@ -504,12 +504,19 @@
       <w:r>
         <w:rPr>
           <w:rFonts w:ascii="Times New Roman" w:hAnsi="Times New Roman" w:cs="Times New Roman"/>
-          <w:b/>
-          <w:bCs/>
-          <w:sz w:val="18"/>
-          <w:szCs w:val="18"/>
-        </w:rPr>
-        <w:tab/>
+          <w:sz w:val="18"/>
+          <w:szCs w:val="18"/>
+        </w:rPr>
+        <w:t>Untuk Pembayaran</w:t>
+      </w:r>
+      <w:r>
+        <w:rPr>
+          <w:rFonts w:ascii="Times New Roman" w:hAnsi="Times New Roman" w:cs="Times New Roman"/>
+          <w:sz w:val="18"/>
+          <w:szCs w:val="18"/>
+        </w:rPr>
+        <w:tab/>
+        <w:t>:</w:t>
       </w:r>
       <w:r>
         <w:rPr>

--- a/pages/templates/monevjauh.docx
+++ b/pages/templates/monevjauh.docx
@@ -1,6 +1,6 @@
 
 <file path=word/document.xml><?xml version="1.0" encoding="utf-8"?>
-<w:document xmlns:wpc="http://schemas.microsoft.com/office/word/2010/wordprocessingCanvas" xmlns:cx="http://schemas.microsoft.com/office/drawing/2014/chartex" xmlns:cx1="http://schemas.microsoft.com/office/drawing/2015/9/8/chartex" xmlns:cx2="http://schemas.microsoft.com/office/drawing/2015/10/21/chartex" xmlns:cx3="http://schemas.microsoft.com/office/drawing/2016/5/9/chartex" xmlns:cx4="http://schemas.microsoft.com/office/drawing/2016/5/10/chartex" xmlns:cx5="http://schemas.microsoft.com/office/drawing/2016/5/11/chartex" xmlns:cx6="http://schemas.microsoft.com/office/drawing/2016/5/12/chartex" xmlns:cx7="http://schemas.microsoft.com/office/drawing/2016/5/13/chartex" xmlns:cx8="http://schemas.microsoft.com/office/drawing/2016/5/14/chartex" xmlns:mc="http://schemas.openxmlformats.org/markup-compatibility/2006" xmlns:aink="http://schemas.microsoft.com/office/drawing/2016/ink" xmlns:am3d="http://schemas.microsoft.com/office/drawing/2017/model3d" xmlns:o="urn:schemas-microsoft-com:office:office" xmlns:r="http://schemas.openxmlformats.org/officeDocument/2006/relationships" xmlns:m="http://schemas.openxmlformats.org/officeDocument/2006/math" xmlns:v="urn:schemas-microsoft-com:vml" xmlns:wp14="http://schemas.microsoft.com/office/word/2010/wordprocessingDrawing" xmlns:wp="http://schemas.openxmlformats.org/drawingml/2006/wordprocessingDrawing" xmlns:w10="urn:schemas-microsoft-com:office:word" xmlns:w="http://schemas.openxmlformats.org/wordprocessingml/2006/main" xmlns:w14="http://schemas.microsoft.com/office/word/2010/wordml" xmlns:w15="http://schemas.microsoft.com/office/word/2012/wordml" xmlns:w16cex="http://schemas.microsoft.com/office/word/2018/wordml/cex" xmlns:w16cid="http://schemas.microsoft.com/office/word/2016/wordml/cid" xmlns:w16="http://schemas.microsoft.com/office/word/2018/wordml" xmlns:w16sdtdh="http://schemas.microsoft.com/office/word/2020/wordml/sdtdatahash" xmlns:w16se="http://schemas.microsoft.com/office/word/2015/wordml/symex" xmlns:wpg="http://schemas.microsoft.com/office/word/2010/wordprocessingGroup" xmlns:wpi="http://schemas.microsoft.com/office/word/2010/wordprocessingInk" xmlns:wne="http://schemas.microsoft.com/office/word/2006/wordml" xmlns:wps="http://schemas.microsoft.com/office/word/2010/wordprocessingShape" mc:Ignorable="w14 w15 w16se w16cid w16 w16cex w16sdtdh wp14">
+<w:document xmlns:wpc="http://schemas.microsoft.com/office/word/2010/wordprocessingCanvas" xmlns:cx="http://schemas.microsoft.com/office/drawing/2014/chartex" xmlns:cx1="http://schemas.microsoft.com/office/drawing/2015/9/8/chartex" xmlns:cx2="http://schemas.microsoft.com/office/drawing/2015/10/21/chartex" xmlns:cx3="http://schemas.microsoft.com/office/drawing/2016/5/9/chartex" xmlns:cx4="http://schemas.microsoft.com/office/drawing/2016/5/10/chartex" xmlns:cx5="http://schemas.microsoft.com/office/drawing/2016/5/11/chartex" xmlns:cx6="http://schemas.microsoft.com/office/drawing/2016/5/12/chartex" xmlns:cx7="http://schemas.microsoft.com/office/drawing/2016/5/13/chartex" xmlns:cx8="http://schemas.microsoft.com/office/drawing/2016/5/14/chartex" xmlns:mc="http://schemas.openxmlformats.org/markup-compatibility/2006" xmlns:aink="http://schemas.microsoft.com/office/drawing/2016/ink" xmlns:am3d="http://schemas.microsoft.com/office/drawing/2017/model3d" xmlns:o="urn:schemas-microsoft-com:office:office" xmlns:oel="http://schemas.microsoft.com/office/2019/extlst" xmlns:r="http://schemas.openxmlformats.org/officeDocument/2006/relationships" xmlns:m="http://schemas.openxmlformats.org/officeDocument/2006/math" xmlns:v="urn:schemas-microsoft-com:vml" xmlns:wp14="http://schemas.microsoft.com/office/word/2010/wordprocessingDrawing" xmlns:wp="http://schemas.openxmlformats.org/drawingml/2006/wordprocessingDrawing" xmlns:w10="urn:schemas-microsoft-com:office:word" xmlns:w="http://schemas.openxmlformats.org/wordprocessingml/2006/main" xmlns:w14="http://schemas.microsoft.com/office/word/2010/wordml" xmlns:w15="http://schemas.microsoft.com/office/word/2012/wordml" xmlns:w16cex="http://schemas.microsoft.com/office/word/2018/wordml/cex" xmlns:w16cid="http://schemas.microsoft.com/office/word/2016/wordml/cid" xmlns:w16="http://schemas.microsoft.com/office/word/2018/wordml" xmlns:w16sdtdh="http://schemas.microsoft.com/office/word/2020/wordml/sdtdatahash" xmlns:w16se="http://schemas.microsoft.com/office/word/2015/wordml/symex" xmlns:wpg="http://schemas.microsoft.com/office/word/2010/wordprocessingGroup" xmlns:wpi="http://schemas.microsoft.com/office/word/2010/wordprocessingInk" xmlns:wne="http://schemas.microsoft.com/office/word/2006/wordml" xmlns:wps="http://schemas.microsoft.com/office/word/2010/wordprocessingShape" mc:Ignorable="w14 w15 w16se w16cid w16 w16cex w16sdtdh wp14">
   <w:body>
     <w:p>
       <w:pPr>
@@ -350,11 +350,11 @@
           </mc:Choice>
           <mc:Fallback>
             <w:pict>
-              <v:group w14:anchorId="540CC64A" id="Group 5" o:spid="_x0000_s1026" style="position:absolute;margin-left:0;margin-top:1.25pt;width:477.75pt;height:2.25pt;z-index:251660288" coordsize="60674,285" o:gfxdata="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">
-                <v:line id="Straight Connector 1" o:spid="_x0000_s1027" style="position:absolute;visibility:visible;mso-wrap-style:square" from="0,0" to="60674,0" o:connectortype="straight" o:gfxdata="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" strokecolor="black [3213]">
+              <v:group w14:anchorId="540CC64A" id="Group 5" o:spid="_x0000_s1026" style="position:absolute;margin-left:0;margin-top:1.25pt;width:477.75pt;height:2.25pt;z-index:251660288" coordsize="60674,285" o:gfxdata="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">
+                <v:line id="Straight Connector 1" o:spid="_x0000_s1027" style="position:absolute;visibility:visible;mso-wrap-style:square" from="0,0" to="60674,0" o:connectortype="straight" o:gfxdata="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" strokecolor="black [3213]">
                   <v:stroke joinstyle="miter"/>
                 </v:line>
-                <v:line id="Straight Connector 3" o:spid="_x0000_s1028" style="position:absolute;visibility:visible;mso-wrap-style:square" from="0,285" to="60674,285" o:connectortype="straight" o:gfxdata="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" strokecolor="black [3213]">
+                <v:line id="Straight Connector 3" o:spid="_x0000_s1028" style="position:absolute;visibility:visible;mso-wrap-style:square" from="0,285" to="60674,285" o:connectortype="straight" o:gfxdata="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" strokecolor="black [3213]">
                   <v:stroke joinstyle="miter"/>
                 </v:line>
               </v:group>
@@ -504,12 +504,19 @@
       <w:r>
         <w:rPr>
           <w:rFonts w:ascii="Times New Roman" w:hAnsi="Times New Roman" w:cs="Times New Roman"/>
-          <w:b/>
-          <w:bCs/>
-          <w:sz w:val="18"/>
-          <w:szCs w:val="18"/>
-        </w:rPr>
-        <w:tab/>
+          <w:sz w:val="18"/>
+          <w:szCs w:val="18"/>
+        </w:rPr>
+        <w:t>Untuk Pembayaran</w:t>
+      </w:r>
+      <w:r>
+        <w:rPr>
+          <w:rFonts w:ascii="Times New Roman" w:hAnsi="Times New Roman" w:cs="Times New Roman"/>
+          <w:sz w:val="18"/>
+          <w:szCs w:val="18"/>
+        </w:rPr>
+        <w:tab/>
+        <w:t>:</w:t>
       </w:r>
       <w:r>
         <w:rPr>
@@ -1129,7 +1136,7 @@
           </mc:Choice>
           <mc:Fallback>
             <w:pict>
-              <v:line w14:anchorId="2444E280" id="Straight Connector 2" o:spid="_x0000_s1026" style="position:absolute;z-index:251659264;visibility:visible;mso-wrap-style:square;mso-height-percent:0;mso-wrap-distance-left:9pt;mso-wrap-distance-top:0;mso-wrap-distance-right:9pt;mso-wrap-distance-bottom:0;mso-position-horizontal:absolute;mso-position-horizontal-relative:text;mso-position-vertical:absolute;mso-position-vertical-relative:text;mso-height-percent:0;mso-height-relative:margin" from="0,5.05pt" to="477.75pt,5.05pt" o:gfxdata="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" strokecolor="black [3213]" strokeweight="2.25pt">
+              <v:line w14:anchorId="2444E280" id="Straight Connector 2" o:spid="_x0000_s1026" style="position:absolute;z-index:251659264;visibility:visible;mso-wrap-style:square;mso-height-percent:0;mso-wrap-distance-left:9pt;mso-wrap-distance-top:0;mso-wrap-distance-right:9pt;mso-wrap-distance-bottom:0;mso-position-horizontal:absolute;mso-position-horizontal-relative:text;mso-position-vertical:absolute;mso-position-vertical-relative:text;mso-height-percent:0;mso-height-relative:margin" from="0,5.05pt" to="477.75pt,5.05pt" o:gfxdata="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" strokecolor="black [3213]" strokeweight="2.25pt">
                 <v:stroke joinstyle="miter"/>
               </v:line>
             </w:pict>
@@ -1797,7 +1804,14 @@
                 <w:sz w:val="18"/>
                 <w:szCs w:val="18"/>
               </w:rPr>
-              <w:tab/>
+              <w:t xml:space="preserve"> </w:t>
+            </w:r>
+            <w:r>
+              <w:rPr>
+                <w:rFonts w:ascii="Times New Roman" w:hAnsi="Times New Roman" w:cs="Times New Roman"/>
+                <w:sz w:val="18"/>
+                <w:szCs w:val="18"/>
+              </w:rPr>
               <w:t>x</w:t>
             </w:r>
             <w:r>
@@ -1806,7 +1820,14 @@
                 <w:sz w:val="18"/>
                 <w:szCs w:val="18"/>
               </w:rPr>
-              <w:tab/>
+              <w:t xml:space="preserve"> </w:t>
+            </w:r>
+            <w:r>
+              <w:rPr>
+                <w:rFonts w:ascii="Times New Roman" w:hAnsi="Times New Roman" w:cs="Times New Roman"/>
+                <w:sz w:val="18"/>
+                <w:szCs w:val="18"/>
+              </w:rPr>
               <w:t>{{ hari_rp }}</w:t>
             </w:r>
           </w:p>
@@ -1893,7 +1914,14 @@
                 <w:sz w:val="18"/>
                 <w:szCs w:val="18"/>
               </w:rPr>
-              <w:tab/>
+              <w:t xml:space="preserve"> </w:t>
+            </w:r>
+            <w:r>
+              <w:rPr>
+                <w:rFonts w:ascii="Times New Roman" w:hAnsi="Times New Roman" w:cs="Times New Roman"/>
+                <w:sz w:val="18"/>
+                <w:szCs w:val="18"/>
+              </w:rPr>
               <w:t>x {{ malam_rp }}</w:t>
             </w:r>
           </w:p>
@@ -2759,7 +2787,7 @@
           </mc:Choice>
           <mc:Fallback>
             <w:pict>
-              <v:line w14:anchorId="7F9D5F54" id="Straight Connector 6" o:spid="_x0000_s1026" style="position:absolute;z-index:251661312;visibility:visible;mso-wrap-style:square;mso-width-percent:0;mso-height-percent:0;mso-wrap-distance-left:9pt;mso-wrap-distance-top:0;mso-wrap-distance-right:9pt;mso-wrap-distance-bottom:0;mso-position-horizontal:absolute;mso-position-horizontal-relative:margin;mso-position-vertical:absolute;mso-position-vertical-relative:text;mso-width-percent:0;mso-height-percent:0;mso-width-relative:margin;mso-height-relative:margin" from="-1.5pt,9.4pt" to="476.1pt,9.4pt" o:gfxdata="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" strokecolor="black [3213]" strokeweight=".5pt">
+              <v:line w14:anchorId="7F9D5F54" id="Straight Connector 6" o:spid="_x0000_s1026" style="position:absolute;z-index:251661312;visibility:visible;mso-wrap-style:square;mso-width-percent:0;mso-height-percent:0;mso-wrap-distance-left:9pt;mso-wrap-distance-top:0;mso-wrap-distance-right:9pt;mso-wrap-distance-bottom:0;mso-position-horizontal:absolute;mso-position-horizontal-relative:margin;mso-position-vertical:absolute;mso-position-vertical-relative:text;mso-width-percent:0;mso-height-percent:0;mso-width-relative:margin;mso-height-relative:margin" from="-1.5pt,9.4pt" to="476.1pt,9.4pt" o:gfxdata="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" strokecolor="black [3213]" strokeweight=".5pt">
                 <v:stroke joinstyle="miter"/>
                 <w10:wrap anchorx="margin"/>
               </v:line>
@@ -2998,7 +3026,7 @@
           </mc:Choice>
           <mc:Fallback>
             <w:pict>
-              <v:line w14:anchorId="1E475ADC" id="Straight Connector 10" o:spid="_x0000_s1026" style="position:absolute;z-index:251664384;visibility:visible;mso-wrap-style:square;mso-wrap-distance-left:9pt;mso-wrap-distance-top:0;mso-wrap-distance-right:9pt;mso-wrap-distance-bottom:0;mso-position-horizontal:absolute;mso-position-horizontal-relative:margin;mso-position-vertical:absolute;mso-position-vertical-relative:text" from="200.1pt,.75pt" to="261.6pt,.75pt" o:gfxdata="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" strokecolor="black [3213]" strokeweight=".5pt">
+              <v:line w14:anchorId="1E475ADC" id="Straight Connector 10" o:spid="_x0000_s1026" style="position:absolute;z-index:251664384;visibility:visible;mso-wrap-style:square;mso-wrap-distance-left:9pt;mso-wrap-distance-top:0;mso-wrap-distance-right:9pt;mso-wrap-distance-bottom:0;mso-position-horizontal:absolute;mso-position-horizontal-relative:margin;mso-position-vertical:absolute;mso-position-vertical-relative:text" from="200.1pt,.75pt" to="261.6pt,.75pt" o:gfxdata="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" strokecolor="black [3213]" strokeweight=".5pt">
                 <v:stroke joinstyle="miter"/>
                 <w10:wrap anchorx="margin"/>
               </v:line>
@@ -3070,7 +3098,7 @@
           </mc:Choice>
           <mc:Fallback>
             <w:pict>
-              <v:line w14:anchorId="6A9F507A" id="Straight Connector 7" o:spid="_x0000_s1026" style="position:absolute;z-index:251662336;visibility:visible;mso-wrap-style:square;mso-wrap-distance-left:9pt;mso-wrap-distance-top:0;mso-wrap-distance-right:9pt;mso-wrap-distance-bottom:0;mso-position-horizontal:absolute;mso-position-horizontal-relative:margin;mso-position-vertical:absolute;mso-position-vertical-relative:text" from="200.3pt,8.25pt" to="261.8pt,8.25pt" o:gfxdata="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" strokecolor="black [3213]" strokeweight=".5pt">
+              <v:line w14:anchorId="6A9F507A" id="Straight Connector 7" o:spid="_x0000_s1026" style="position:absolute;z-index:251662336;visibility:visible;mso-wrap-style:square;mso-wrap-distance-left:9pt;mso-wrap-distance-top:0;mso-wrap-distance-right:9pt;mso-wrap-distance-bottom:0;mso-position-horizontal:absolute;mso-position-horizontal-relative:margin;mso-position-vertical:absolute;mso-position-vertical-relative:text" from="200.3pt,8.25pt" to="261.8pt,8.25pt" o:gfxdata="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" strokecolor="black [3213]" strokeweight=".5pt">
                 <v:stroke joinstyle="miter"/>
                 <w10:wrap anchorx="margin"/>
               </v:line>
@@ -3142,7 +3170,7 @@
           </mc:Choice>
           <mc:Fallback>
             <w:pict>
-              <v:line w14:anchorId="6FCDAB02" id="Straight Connector 9" o:spid="_x0000_s1026" style="position:absolute;z-index:251663360;visibility:visible;mso-wrap-style:square;mso-wrap-distance-left:9pt;mso-wrap-distance-top:0;mso-wrap-distance-right:9pt;mso-wrap-distance-bottom:0;mso-position-horizontal:absolute;mso-position-horizontal-relative:margin;mso-position-vertical:absolute;mso-position-vertical-relative:text" from="200.3pt,9.75pt" to="261.8pt,9.75pt" o:gfxdata="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" strokecolor="black [3213]" strokeweight=".5pt">
+              <v:line w14:anchorId="6FCDAB02" id="Straight Connector 9" o:spid="_x0000_s1026" style="position:absolute;z-index:251663360;visibility:visible;mso-wrap-style:square;mso-wrap-distance-left:9pt;mso-wrap-distance-top:0;mso-wrap-distance-right:9pt;mso-wrap-distance-bottom:0;mso-position-horizontal:absolute;mso-position-horizontal-relative:margin;mso-position-vertical:absolute;mso-position-vertical-relative:text" from="200.3pt,9.75pt" to="261.8pt,9.75pt" o:gfxdata="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" strokecolor="black [3213]" strokeweight=".5pt">
                 <v:stroke joinstyle="miter"/>
                 <w10:wrap anchorx="margin"/>
               </v:line>
@@ -6340,7 +6368,7 @@
 </file>
 
 <file path=word/numbering.xml><?xml version="1.0" encoding="utf-8"?>
-<w:numbering xmlns:wpc="http://schemas.microsoft.com/office/word/2010/wordprocessingCanvas" xmlns:cx="http://schemas.microsoft.com/office/drawing/2014/chartex" xmlns:cx1="http://schemas.microsoft.com/office/drawing/2015/9/8/chartex" xmlns:cx2="http://schemas.microsoft.com/office/drawing/2015/10/21/chartex" xmlns:cx3="http://schemas.microsoft.com/office/drawing/2016/5/9/chartex" xmlns:cx4="http://schemas.microsoft.com/office/drawing/2016/5/10/chartex" xmlns:cx5="http://schemas.microsoft.com/office/drawing/2016/5/11/chartex" xmlns:cx6="http://schemas.microsoft.com/office/drawing/2016/5/12/chartex" xmlns:cx7="http://schemas.microsoft.com/office/drawing/2016/5/13/chartex" xmlns:cx8="http://schemas.microsoft.com/office/drawing/2016/5/14/chartex" xmlns:mc="http://schemas.openxmlformats.org/markup-compatibility/2006" xmlns:aink="http://schemas.microsoft.com/office/drawing/2016/ink" xmlns:am3d="http://schemas.microsoft.com/office/drawing/2017/model3d" xmlns:o="urn:schemas-microsoft-com:office:office" xmlns:r="http://schemas.openxmlformats.org/officeDocument/2006/relationships" xmlns:m="http://schemas.openxmlformats.org/officeDocument/2006/math" xmlns:v="urn:schemas-microsoft-com:vml" xmlns:wp14="http://schemas.microsoft.com/office/word/2010/wordprocessingDrawing" xmlns:wp="http://schemas.openxmlformats.org/drawingml/2006/wordprocessingDrawing" xmlns:w10="urn:schemas-microsoft-com:office:word" xmlns:w="http://schemas.openxmlformats.org/wordprocessingml/2006/main" xmlns:w14="http://schemas.microsoft.com/office/word/2010/wordml" xmlns:w15="http://schemas.microsoft.com/office/word/2012/wordml" xmlns:w16cex="http://schemas.microsoft.com/office/word/2018/wordml/cex" xmlns:w16cid="http://schemas.microsoft.com/office/word/2016/wordml/cid" xmlns:w16="http://schemas.microsoft.com/office/word/2018/wordml" xmlns:w16sdtdh="http://schemas.microsoft.com/office/word/2020/wordml/sdtdatahash" xmlns:w16se="http://schemas.microsoft.com/office/word/2015/wordml/symex" xmlns:wpg="http://schemas.microsoft.com/office/word/2010/wordprocessingGroup" xmlns:wpi="http://schemas.microsoft.com/office/word/2010/wordprocessingInk" xmlns:wne="http://schemas.microsoft.com/office/word/2006/wordml" xmlns:wps="http://schemas.microsoft.com/office/word/2010/wordprocessingShape" mc:Ignorable="w14 w15 w16se w16cid w16 w16cex w16sdtdh wp14">
+<w:numbering xmlns:wpc="http://schemas.microsoft.com/office/word/2010/wordprocessingCanvas" xmlns:cx="http://schemas.microsoft.com/office/drawing/2014/chartex" xmlns:cx1="http://schemas.microsoft.com/office/drawing/2015/9/8/chartex" xmlns:cx2="http://schemas.microsoft.com/office/drawing/2015/10/21/chartex" xmlns:cx3="http://schemas.microsoft.com/office/drawing/2016/5/9/chartex" xmlns:cx4="http://schemas.microsoft.com/office/drawing/2016/5/10/chartex" xmlns:cx5="http://schemas.microsoft.com/office/drawing/2016/5/11/chartex" xmlns:cx6="http://schemas.microsoft.com/office/drawing/2016/5/12/chartex" xmlns:cx7="http://schemas.microsoft.com/office/drawing/2016/5/13/chartex" xmlns:cx8="http://schemas.microsoft.com/office/drawing/2016/5/14/chartex" xmlns:mc="http://schemas.openxmlformats.org/markup-compatibility/2006" xmlns:aink="http://schemas.microsoft.com/office/drawing/2016/ink" xmlns:am3d="http://schemas.microsoft.com/office/drawing/2017/model3d" xmlns:o="urn:schemas-microsoft-com:office:office" xmlns:oel="http://schemas.microsoft.com/office/2019/extlst" xmlns:r="http://schemas.openxmlformats.org/officeDocument/2006/relationships" xmlns:m="http://schemas.openxmlformats.org/officeDocument/2006/math" xmlns:v="urn:schemas-microsoft-com:vml" xmlns:wp14="http://schemas.microsoft.com/office/word/2010/wordprocessingDrawing" xmlns:wp="http://schemas.openxmlformats.org/drawingml/2006/wordprocessingDrawing" xmlns:w10="urn:schemas-microsoft-com:office:word" xmlns:w="http://schemas.openxmlformats.org/wordprocessingml/2006/main" xmlns:w14="http://schemas.microsoft.com/office/word/2010/wordml" xmlns:w15="http://schemas.microsoft.com/office/word/2012/wordml" xmlns:w16cex="http://schemas.microsoft.com/office/word/2018/wordml/cex" xmlns:w16cid="http://schemas.microsoft.com/office/word/2016/wordml/cid" xmlns:w16="http://schemas.microsoft.com/office/word/2018/wordml" xmlns:w16sdtdh="http://schemas.microsoft.com/office/word/2020/wordml/sdtdatahash" xmlns:w16se="http://schemas.microsoft.com/office/word/2015/wordml/symex" xmlns:wpg="http://schemas.microsoft.com/office/word/2010/wordprocessingGroup" xmlns:wpi="http://schemas.microsoft.com/office/word/2010/wordprocessingInk" xmlns:wne="http://schemas.microsoft.com/office/word/2006/wordml" xmlns:wps="http://schemas.microsoft.com/office/word/2010/wordprocessingShape" mc:Ignorable="w14 w15 w16se w16cid w16 w16cex w16sdtdh wp14">
   <w:abstractNum w:abstractNumId="0" w15:restartNumberingAfterBreak="0">
     <w:nsid w:val="35095B36"/>
     <w:multiLevelType w:val="hybridMultilevel"/>
@@ -6519,10 +6547,10 @@
       </w:pPr>
     </w:lvl>
   </w:abstractNum>
-  <w:num w:numId="1">
+  <w:num w:numId="1" w16cid:durableId="803347628">
     <w:abstractNumId w:val="0"/>
   </w:num>
-  <w:num w:numId="2">
+  <w:num w:numId="2" w16cid:durableId="970087436">
     <w:abstractNumId w:val="1"/>
   </w:num>
 </w:numbering>
